--- a/apps/api/src/modules/applications/templates/Deed of Assignment - Cashsouk.docx
+++ b/apps/api/src/modules/applications/templates/Deed of Assignment - Cashsouk.docx
@@ -112,7 +112,7 @@
           <w:sz w:val="20"/>
           <w:szCs w:val="20"/>
         </w:rPr>
-        <w:t xml:space="preserve">, a company incorporated in Malaysia with its principal place of business at Level 17, Wisma Mont’ Kiara, No. 1, Jalan Kiara, Mont’ Kiara, 50480 Kuala Lumpur, Malaysia and with an electronic mail address at </w:t>
+        <w:t xml:space="preserve">, a company incorporated in Malaysia with its principal place of business at Level 19, Wisma Mont’ Kiara, No. 1, Jalan Kiara, Mont’ Kiara, 50480 Kuala Lumpur, Malaysia and with an electronic mail address at </w:t>
       </w:r>
       <w:hyperlink r:id="rId8" w:history="1">
         <w:r>
@@ -122,7 +122,7 @@
             <w:sz w:val="20"/>
             <w:szCs w:val="20"/>
           </w:rPr>
-          <w:t>hellosuyula@shorakagroup.com</w:t>
+          <w:t>admin@cashsouk.com</w:t>
         </w:r>
       </w:hyperlink>
       <w:r>
@@ -7263,7 +7263,7 @@
                 <w:sz w:val="20"/>
                 <w:szCs w:val="20"/>
               </w:rPr>
-              <w:t>Level 17, Wisma Mont Kiara, Jalan Mont Kiara, 50480 Kuala Lumpur</w:t>
+              <w:t>Level 19, Wisma Mont Kiara, Jalan Mont Kiara, 50480 Kuala Lumpur</w:t>
             </w:r>
           </w:p>
         </w:tc>
@@ -7317,7 +7317,7 @@
                   <w:sz w:val="20"/>
                   <w:szCs w:val="20"/>
                 </w:rPr>
-                <w:t>hellosuyula@shorakagroup.com</w:t>
+                <w:t>admin@cashsouk.com</w:t>
               </w:r>
             </w:hyperlink>
             <w:r>
